--- a/Docs/Chennai_Sixes_Auction_Technical_Design_v0.2.docx
+++ b/Docs/Chennai_Sixes_Auction_Technical_Design_v0.2.docx
@@ -1033,6 +1033,8 @@
         <w:br/>
         <w:t xml:space="preserve">  description: string;</w:t>
         <w:br/>
+        <w:t xml:space="preserve">  imageRef?: string; // optional future player artwork reference</w:t>
+        <w:br/>
         <w:t xml:space="preserve">  batting: SkillRating;</w:t>
         <w:br/>
         <w:t xml:space="preserve">  bowling: SkillRating;</w:t>
@@ -1041,13 +1043,77 @@
         <w:br/>
         <w:t xml:space="preserve">  leadership: SkillRating;</w:t>
         <w:br/>
-        <w:t xml:space="preserve">  overall: SkillRating; // individual summary; formula/config TBD</w:t>
+        <w:t xml:space="preserve">  overall: SkillRating; // stored/authored for M2; final derivation/balancing formula TBD</w:t>
         <w:br/>
         <w:t xml:space="preserve">  basePrice: Money;</w:t>
         <w:br/>
         <w:t xml:space="preserve">  kind: "NORMAL" | "PUNISHMENT";</w:t>
         <w:br/>
         <w:t>}</w:t>
+      </w:r>
+    </w:p>
+    <w:p>
+      <w:pPr>
+        <w:pStyle w:val="Heading3"/>
+      </w:pPr>
+      <w:r>
+        <w:t>5.2.1 M2 Player Catalog Contract</w:t>
+      </w:r>
+    </w:p>
+    <w:p>
+      <w:pPr>
+        <w:pStyle w:val="ListBullet"/>
+      </w:pPr>
+      <w:r>
+        <w:t>The initial M2 catalog contains exactly 50 fictional NORMAL players with stable unique player IDs.</w:t>
+      </w:r>
+    </w:p>
+    <w:p>
+      <w:pPr>
+        <w:pStyle w:val="ListBullet"/>
+      </w:pPr>
+      <w:r>
+        <w:t>BAT, BOWL, WK and LEAD are integer SkillRating values from 0 to 100.</w:t>
+      </w:r>
+    </w:p>
+    <w:p>
+      <w:pPr>
+        <w:pStyle w:val="ListBullet"/>
+      </w:pPr>
+      <w:r>
+        <w:t>Overall is stored/authored data for M2. Its final derivation and balancing formula remains TBD.</w:t>
+      </w:r>
+    </w:p>
+    <w:p>
+      <w:pPr>
+        <w:pStyle w:val="ListBullet"/>
+      </w:pPr>
+      <w:r>
+        <w:t>Base price is stored as a non-negative integer Money value. Final economy and balancing values remain provisional.</w:t>
+      </w:r>
+    </w:p>
+    <w:p>
+      <w:pPr>
+        <w:pStyle w:val="ListBullet"/>
+      </w:pPr>
+      <w:r>
+        <w:t>Punishment players live in a separate dataset and are not part of the normal M2 catalog.</w:t>
+      </w:r>
+    </w:p>
+    <w:p>
+      <w:pPr>
+        <w:pStyle w:val="ListBullet"/>
+      </w:pPr>
+      <w:r>
+        <w:t>The exported normal catalog is the eligible catalog for M2; no separate eligibility flag or system is added yet.</w:t>
+      </w:r>
+    </w:p>
+    <w:p>
+      <w:pPr>
+        <w:pStyle w:val="ListBullet"/>
+      </w:pPr>
+      <w:r>
+        <w:t>imageRef is optional and reserved for future player artwork.</w:t>
       </w:r>
     </w:p>
     <w:p>
@@ -1450,7 +1516,7 @@
         <w:pStyle w:val="ListBullet"/>
       </w:pPr>
       <w:r>
-        <w:t>handleTimeout(teamId): equivalent to Not Interested for the current card.</w:t>
+        <w:t>handleTimeout(teamId): applies PASS semantics for the current turn; the team remains eligible if bidding cycles back.</w:t>
       </w:r>
     </w:p>
     <w:p>
@@ -1556,7 +1622,15 @@
       </w:pPr>
       <w:r>
         <w:rPr/>
-        <w:t>On NOT INTERESTED or timeout: add team to notInterestedTeamIds permanently for this card.</w:t>
+        <w:t>On NOT INTERESTED: add the team to notInterestedTeamIds permanently for this card.</w:t>
+      </w:r>
+    </w:p>
+    <w:p>
+      <w:pPr>
+        <w:pStyle w:val="ListBullet"/>
+      </w:pPr>
+      <w:r>
+        <w:t>On timeout: apply the same temporary bookkeeping as PASS and advance the turn without adding the team to notInterestedTeamIds.</w:t>
       </w:r>
     </w:p>
     <w:p>
@@ -1582,7 +1656,7 @@
       </w:pPr>
       <w:r>
         <w:rPr/>
-        <w:t>If no bid exists and every eligible team has passed/exited/timed out or become ineligible, Round 1 sends the card to unsoldPool; Round 2 discards it.</w:t>
+        <w:t>If no bid exists and every eligible team has passed (including by timeout), has explicitly selected NOT INTERESTED, or has become ineligible, Round 1 sends the card to unsoldPool; Round 2 discards it.</w:t>
       </w:r>
     </w:p>
     <w:p>
@@ -1738,6 +1812,85 @@
     </w:p>
     <w:p>
       <w:pPr>
+        <w:pStyle w:val="Heading2"/>
+      </w:pPr>
+      <w:r>
+        <w:t>8.1 M2 Deterministic Randomness Contract</w:t>
+      </w:r>
+    </w:p>
+    <w:p>
+      <w:pPr>
+        <w:pStyle w:val="ListBullet"/>
+      </w:pPr>
+      <w:r>
+        <w:t>The stable M2 PRNG is Mulberry32. Normalize the supplied integer seed to an unsigned 32-bit value with seed &gt;&gt;&gt; 0; treat the algorithm and normalization rule as versioned replay behavior.</w:t>
+      </w:r>
+    </w:p>
+    <w:p>
+      <w:pPr>
+        <w:spacing w:before="80" w:after="140"/>
+        <w:ind w:left="360" w:right="216"/>
+      </w:pPr>
+      <w:r>
+        <w:rPr>
+          <w:rFonts w:ascii="Consolas" w:hAnsi="Consolas"/>
+          <w:sz w:val="17"/>
+        </w:rPr>
+        <w:t>function createSeededRandom(seed: number): () =&gt; number {</w:t>
+        <w:br/>
+        <w:t xml:space="preserve">  let state = seed &gt;&gt;&gt; 0;</w:t>
+        <w:br/>
+        <w:t xml:space="preserve">  return () =&gt; {</w:t>
+        <w:br/>
+        <w:t xml:space="preserve">    state = (state + 0x6D2B79F5) | 0;</w:t>
+        <w:br/>
+        <w:t xml:space="preserve">    let value = state;</w:t>
+        <w:br/>
+        <w:t xml:space="preserve">    value = Math.imul(value ^ (value &gt;&gt;&gt; 15), value | 1);</w:t>
+        <w:br/>
+        <w:t xml:space="preserve">    value ^= value + Math.imul(value ^ (value &gt;&gt;&gt; 7), value | 61);</w:t>
+        <w:br/>
+        <w:t xml:space="preserve">    return ((value ^ (value &gt;&gt;&gt; 14)) &gt;&gt;&gt; 0) / 4294967296;</w:t>
+        <w:br/>
+        <w:t xml:space="preserve">  };</w:t>
+        <w:br/>
+        <w:t>}</w:t>
+      </w:r>
+    </w:p>
+    <w:p>
+      <w:pPr>
+        <w:pStyle w:val="ListBullet"/>
+      </w:pPr>
+      <w:r>
+        <w:t>RandomSource.shuffle uses a non-mutating Fisher-Yates shuffle: copy the input, iterate from the final index down to 1, choose j = floor(next() * (i + 1)), and swap i with j.</w:t>
+      </w:r>
+    </w:p>
+    <w:p>
+      <w:pPr>
+        <w:pStyle w:val="ListBullet"/>
+      </w:pPr>
+      <w:r>
+        <w:t>For M2 selection, shuffle a copy of the 50-player normal catalog and take the first 25 without replacement. Do not inspect or balance ratings, prices, inferred roles or scarcity.</w:t>
+      </w:r>
+    </w:p>
+    <w:p>
+      <w:pPr>
+        <w:pStyle w:val="ListBullet"/>
+      </w:pPr>
+      <w:r>
+        <w:t>Create the private Round 1 auction queue by shuffling a new copy of the selected 25 with the continued seeded RandomSource stream.</w:t>
+      </w:r>
+    </w:p>
+    <w:p>
+      <w:pPr>
+        <w:pStyle w:val="ListBullet"/>
+      </w:pPr>
+      <w:r>
+        <w:t>Store the public selectedPool and private remainingQueue as separate arrays with no shared mutable reference. UI-facing selectors may expose the selected pool but must never expose future queue identity or order.</w:t>
+      </w:r>
+    </w:p>
+    <w:p>
+      <w:pPr>
         <w:pStyle w:val="Heading1"/>
       </w:pPr>
       <w:r>
@@ -1917,8 +2070,15 @@
         <w:br/>
         <w:t xml:space="preserve">  | { type: 'BID'; amount: Money }</w:t>
         <w:br/>
+        <w:t xml:space="preserve">  | { type: 'PASS' }</w:t>
+        <w:br/>
         <w:t xml:space="preserve">  | { type: 'NOT_INTERESTED' };</w:t>
         <w:br/>
+      </w:r>
+    </w:p>
+    <w:p>
+      <w:r>
+        <w:t>AI participants support BID, PASS and NOT_INTERESTED and submit those actions through the same authoritative auction-engine command path as the local human.</w:t>
       </w:r>
     </w:p>
     <w:p>
@@ -2158,7 +2318,7 @@
     </w:p>
     <w:p>
       <w:r>
-        <w:t>The 10-second countdown itself is UI/application timing. Expiry must dispatch a single explicit engine command; whether timeout maps to PASS or NOT INTERESTED is a locked-design decision still to be confirmed now that PASS exists. Do not put setInterval or Date.now calls inside the pure auction engine.</w:t>
+        <w:t>The 10-second countdown itself is UI/application timing. Expiry must dispatch a single explicit engine command that applies PASS semantics exactly once. Timeout does not mean NOT_INTERESTED, and it does not permanently remove the team from the current card. Do not put setInterval or Date.now calls inside the pure auction engine.</w:t>
       </w:r>
     </w:p>
     <w:p>
@@ -2316,6 +2476,11 @@
       </w:r>
     </w:p>
     <w:p>
+      <w:r>
+        <w:t>Mockup currency note: "INR 3 CRORE EACH" is example copy only. The starting purse and currency scale remain TBD until formally locked; implemented copy must use the configured values.</w:t>
+      </w:r>
+    </w:p>
+    <w:p>
       <w:pPr>
         <w:pStyle w:val="Heading3"/>
       </w:pPr>
@@ -2383,32 +2548,32 @@
           <w:rFonts w:ascii="Courier New" w:hAnsi="Courier New" w:eastAsia="Courier New"/>
           <w:sz w:val="15"/>
         </w:rPr>
-        <w:t>Same live-auction layout; only the active seat changes.</w:t>
-        <w:br/>
-        <w:br/>
-        <w:t xml:space="preserve">             +---------------------------+</w:t>
-        <w:br/>
-        <w:t xml:space="preserve">             | MARINA MAVERICKS       AI |</w:t>
-        <w:br/>
-        <w:t xml:space="preserve">             | Players 5   Balance 82L   |</w:t>
-        <w:br/>
-        <w:t xml:space="preserve">             | BAT/BOWL/WK/LEAD/Overall  |</w:t>
-        <w:br/>
-        <w:t xml:space="preserve">             |                           |</w:t>
-        <w:br/>
-        <w:t xml:space="preserve">             |      DECIDING... 06s      |</w:t>
-        <w:br/>
-        <w:t xml:space="preserve">             +---------------------------+</w:t>
-        <w:br/>
-        <w:br/>
-        <w:t>BOTTOM: CURRENT BID 25L - MARINA IS DECIDING...</w:t>
-        <w:br/>
-        <w:t xml:space="preserve">        Bid / PASS / NOT INTERESTED controls disabled.</w:t>
-        <w:br/>
-        <w:br/>
-        <w:t>PASS -&gt; brief PASSED state; team remains eligible next rotation.</w:t>
-        <w:br/>
-        <w:t>NI   -&gt; persistent NOT INTERESTED state; team is skipped for this card.</w:t>
+        <w:t>Same live-auction layout; only the active seat changes.             +---------------------------+             | MARINA MAVERICKS       AI |             | Players 5   Balance 82L   |             | BAT/BOWL/WK/LEAD/Overall  |             |                           |             |      DECIDING... 06s      |             +---------------------------+BOTTOM: CURRENT BID 25L - MARINA IS DECIDING...        Bid / PASS / NOT INTERESTED controls disabled.PASS -&gt; brief PASSED state; team remains eligible next rotation.NI   -&gt; persistent NOT INTERESTED state; team is skipped for this card.TIMEOUT -&gt; PASS; the team remains eligible if bidding cycles back.</w:t>
+        <w:br/>
+        <w:br/>
+        <w:t xml:space="preserve"/>
+        <w:br/>
+        <w:t xml:space="preserve"/>
+        <w:br/>
+        <w:t xml:space="preserve"/>
+        <w:br/>
+        <w:t xml:space="preserve"/>
+        <w:br/>
+        <w:t xml:space="preserve"/>
+        <w:br/>
+        <w:t xml:space="preserve"/>
+        <w:br/>
+        <w:t xml:space="preserve"/>
+        <w:br/>
+        <w:br/>
+        <w:t/>
+        <w:br/>
+        <w:t xml:space="preserve"/>
+        <w:br/>
+        <w:br/>
+        <w:t/>
+        <w:br/>
+        <w:t/>
       </w:r>
     </w:p>
     <w:p>
@@ -3357,7 +3522,7 @@
         <w:pStyle w:val="ListBullet"/>
       </w:pPr>
       <w:r>
-        <w:t>Timeout produces the same semantic result as Not Interested.</w:t>
+        <w:t>Timeout produces the same semantic result as PASS and leaves the team eligible if bidding cycles back.</w:t>
       </w:r>
     </w:p>
     <w:p>
@@ -3888,7 +4053,7 @@
           </w:tcPr>
           <w:p>
             <w:r>
-              <w:t>Fictional catalog; exactly 25 selected strictly at random; reproducible shuffle; no balancing safeguards.</w:t>
+              <w:t>50-player fictional NORMAL catalog; exactly 25 selected strictly at random; reproducible shuffle; no balancing safeguards.</w:t>
             </w:r>
           </w:p>
         </w:tc>
@@ -4380,7 +4545,7 @@
       </w:pPr>
       <w:r>
         <w:rPr/>
-        <w:t>Create domain/types.ts and a fictional player catalog including country, age, description and ratings.</w:t>
+        <w:t>Create domain/types.ts and the 50-player fictional NORMAL catalog including stable IDs, country, age, description, ratings, stored Overall, provisional integer base price and optional imageRef.</w:t>
       </w:r>
     </w:p>
     <w:p>
@@ -4596,7 +4761,7 @@
           </w:tcPr>
           <w:p>
             <w:r>
-              <w:t>Master catalog launch size</w:t>
+              <w:t>Catalog expansion beyond the initial 50-player M2 dataset</w:t>
             </w:r>
           </w:p>
         </w:tc>
@@ -4784,7 +4949,7 @@
           </w:tcPr>
           <w:p>
             <w:r>
-              <w:t>Player country + age + description + Overall</w:t>
+              <w:t>Player country + age + description + stored Overall + optional imageRef</w:t>
             </w:r>
           </w:p>
         </w:tc>
@@ -4794,7 +4959,7 @@
           </w:tcPr>
           <w:p>
             <w:r>
-              <w:t>Individual Overall formula</w:t>
+              <w:t>Individual Overall derivation / balancing formula</w:t>
             </w:r>
           </w:p>
         </w:tc>

--- a/Docs/Chennai_Sixes_Auction_Technical_Design_v0.2.docx
+++ b/Docs/Chennai_Sixes_Auction_Technical_Design_v0.2.docx
@@ -882,7 +882,7 @@
         <w:br />
         <w:t xml:space="preserve">      playerCatalog.ts</w:t>
         <w:br />
-        <w:t xml:space="preserve">      punishmentPlayers.ts</w:t>
+        <w:t xml:space="preserve">      punishmentPlayerCatalog.ts</w:t>
         <w:br />
         <w:br />
         <w:t xml:space="preserve">    domain/</w:t>
@@ -1156,7 +1156,7 @@
         <w:br />
         <w:t xml:space="preserve">  pricePaid: Money;</w:t>
         <w:br />
-        <w:t xml:space="preserve">  round: 1 | 2 | 'PUNISHMENT';</w:t>
+        <w:t xml:space="preserve">  round: 1 | 2;</w:t>
         <w:br />
         <w:t>}</w:t>
         <w:br />
@@ -1173,7 +1173,7 @@
         <w:br />
         <w:t xml:space="preserve">  purseRemaining: Money;</w:t>
         <w:br />
-        <w:t xml:space="preserve">  purchased: PurchasedPlayer[];</w:t>
+        <w:t xml:space="preserve">  purchased: PurchasedPlayer[]; emergencyAssignments: { playerId: PlayerId; source: 'EMERGENCY' }[];</w:t>
         <w:br />
         <w:t>}</w:t>
         <w:br />
@@ -1212,9 +1212,9 @@
         <w:br />
         <w:t xml:space="preserve">  | 'ROUND_2'</w:t>
         <w:br />
-        <w:t xml:space="preserve">  | 'FILL_PUNISHMENT'</w:t>
-        <w:br />
-        <w:t xml:space="preserve">  | 'COMPLETE';</w:t>
+        <w:t xml:space="preserve">  | 'COMPLETE' // emergency assignments/events are produced atomically before completion</w:t>
+        <w:br />
+        <w:t xml:space="preserve">  ;</w:t>
         <w:br />
         <w:br />
         <w:t>interface AuctionCardState {</w:t>
@@ -1445,7 +1445,7 @@
         <w:br />
         <w:t xml:space="preserve">  -&gt; ROUND_2 (only if unsold players exist)</w:t>
         <w:br />
-        <w:t xml:space="preserve">  -&gt; FILL_PUNISHMENT</w:t>
+        <w:t xml:space="preserve">  -&gt; EMERGENCY_ASSIGNMENTS (automatic atomic step; emits public events)</w:t>
         <w:br />
         <w:t xml:space="preserve">  -&gt; SELECT_BEST_SIX</w:t>
         <w:br />
@@ -1547,7 +1547,7 @@
         <w:pStyle w:val="ListBullet" />
       </w:pPr>
       <w:r>
-        <w:t>finishAuction(): fills incomplete squads with punishment players and computes best six.</w:t>
+        <w:t>finishAuction(): uses a domain-separated seeded non-mutating shuffle of the standalone 28-player punishment catalog, assigns unique free players until each incomplete squad has six available members, emits per-team EMERGENCY_SIGNINGS events, then computes Best Six and strength from purchases plus assignments.</w:t>
       </w:r>
     </w:p>
     <w:p>
@@ -3620,7 +3620,7 @@
         <w:pStyle w:val="ListBullet" />
       </w:pPr>
       <w:r>
-        <w:t>Punishment players fill any team below six after auction completion.</w:t>
+        <w:t>M10 completion assigns zero-cost punishment players after Round 2 (or after Round 1 when no Round 2 is needed). Purchases, SOLD results, normal-player counts, purses and bank rules are unchanged; teams already holding 6+ normal players are untouched.</w:t>
       </w:r>
     </w:p>
     <w:p>
@@ -3808,7 +3808,7 @@
         <w:pStyle w:val="ListBullet" />
       </w:pPr>
       <w:r>
-        <w:t>A completed auction leaves every tournament team with at least six players after punishment fill.</w:t>
+        <w:t>A completed auction leaves every tournament team with at least six available players after deterministic, non-duplicating emergency assignment; public state distinguishes emergencyAssignments and EMERGENCY_SIGNINGS from auction purchases/results.</w:t>
       </w:r>
     </w:p>
     <w:p>
@@ -4327,7 +4327,7 @@
           </w:tcPr>
           <w:p>
             <w:r>
-              <w:t>Incomplete squads receive free deliberately weak fictional emergency signings.</w:t>
+              <w:t>DONE. M10 adds 28 standalone fictional punishment players, deterministic domain-separated assignment, separate emergency state/events, unchanged auction finances/results, shared M7/M8 strength and Best Six integration, and a visible automatic Emergency Signings squad UI.</w:t>
             </w:r>
           </w:p>
         </w:tc>

--- a/Docs/Chennai_Sixes_Auction_Technical_Design_v0.2.docx
+++ b/Docs/Chennai_Sixes_Auction_Technical_Design_v0.2.docx
@@ -2170,16 +2170,8 @@
         <w:t>11.2 V1 approach</w:t>
       </w:r>
     </w:p>
-    <w:p>
-      <w:r>
-        <w:t>Use a compact innings model rather than ball-by-ball simulation. Derive an expected scoring level from batting-vs-bowling matchup, then apply bounded variance and secondary modifiers. Produce only team totals and winner for UI. This is simpler to tune and consistent with the GDD non-goal of detailed scorecards.</w:t>
-      </w:r>
-    </w:p>
-    <w:p>
-      <w:r>
-        <w:t>The exact Hong Kong Sixes-inspired overs, bowling allocation, retirement threshold and score-distribution parameters remain a design/playtest variable. The simulator interface should therefore accept a MatchRules config object rather than hard-coding two overs or another obsolete assumption.</w:t>
-      </w:r>
-    </w:p>
+    <w:p><w:r><w:t>M11 implements a pure delivery-level innings resolver in matchSimulator.ts. Each legal ball draws from 0, 1, 2, 3, 4, 6, or wicket using weighted probabilities. The primary input is batting BAT minus opposing BOWL. Opposing WK modestly shifts weight toward dots/wickets and away from leaked runs; both LEAD scores provide smaller matchup, stability, and chase-pressure effects. A seeded bounded innings-form modifier is usually narrow and occasionally wider to preserve plausible upsets. No auction price, reserve count, React state, wall clock, or Math.random participates.</w:t></w:r></w:p>
+    <w:p><w:r><w:t>The M11 format is locked at six players, five overs, six balls per over, 30 legal balls maximum, and five wickets maximum. A chase stops immediately after passing the target. A tied regulation score invokes a deterministic seeded sudden-death abstraction and always returns one winner. Public MatchResult contains deterministic ID/seed, both team IDs, batting-first team, both compact innings totals (runs, wickets, balls, overs), winner/loser, tiebreak flag, margin, and result text. It intentionally exposes no individual scorecard. All material coefficients and format values are centralized in MATCH_SIMULATION_CONFIG for M15.</w:t></w:r></w:p>
     <w:p>
       <w:pPr>
         <w:spacing w:before="80" w:after="140" />
@@ -3623,14 +3615,9 @@
         <w:t>M10 completion assigns zero-cost punishment players after Round 2 (or after Round 1 when no Round 2 is needed). Purchases, SOLD results, normal-player counts, purses and bank rules are unchanged; teams already holding 6+ normal players are untouched.</w:t>
       </w:r>
     </w:p>
-    <w:p>
-      <w:pPr>
+    <w:p><w:pPr>
         <w:pStyle w:val="ListBullet" />
-      </w:pPr>
-      <w:r>
-        <w:t>Best-six search chooses the strongest candidate according to scoring formula.</w:t>
-      </w:r>
-    </w:p>
+      </w:pPr><w:r><w:t>Best-six search chooses the strongest candidate according to scoring formula. M11 match tests cover replay determinism, seed variation, batting-first determinism, exactly one winner, 30-ball limits, early chase completion, compact public results, no scorecards, emergency-player compatibility, and deterministic tie resolution. Broad deterministic seed sweeps validate balanced equal teams, strong-team majorities, heavily favored extreme mismatches with retained upsets, increased scoring from BAT, suppression from BOWL, modest WK defense, and bounded non-dominant LEAD.</w:t></w:r></w:p>
     <w:p>
       <w:pPr>
         <w:pStyle w:val="ListBullet" />
@@ -4357,11 +4344,7 @@
           <w:tcPr>
             <w:tcW w:type="dxa" w:w="3389" />
           </w:tcPr>
-          <w:p>
-            <w:r>
-              <w:t>Strength-vs-strength compact cricket resolver implemented.</w:t>
-            </w:r>
-          </w:p>
+          <w:p><w:r><w:t>DONE. Pure seeded five-over delivery resolver consumes only each completed automatic Best Six. Direct BAT-vs-BOWL scoring, modest WK, bounded LEAD/pressure and form variance, early chase stops, five-wicket endings, deterministic tiebreaks, compact public totals/margins, broad statistical tests, and a post-auction exhibition tester are implemented. League play remains M12.</w:t></w:r></w:p>
         </w:tc>
       </w:tr>
       <w:tr>
@@ -4865,11 +4848,7 @@
           <w:tcPr>
             <w:tcW w:type="dxa" w:w="5083" />
           </w:tcPr>
-          <w:p>
-            <w:r>
-              <w:t>Match variance / upset tuning</w:t>
-            </w:r>
-          </w:p>
+          <w:p><w:r><w:t>Final M15 match variance / upset tuning within centralized M11 coefficients</w:t></w:r></w:p>
         </w:tc>
       </w:tr>
       <w:tr>

--- a/Docs/Chennai_Sixes_Auction_Technical_Design_v0.2.docx
+++ b/Docs/Chennai_Sixes_Auction_Technical_Design_v0.2.docx
@@ -2231,7 +2231,7 @@
         <w:pStyle w:val="ListBullet" />
       </w:pPr>
       <w:r>
-        <w:t>Sort by points first, then Overall Team Strength.</w:t>
+        <w:t>Sort by points, Overall, BAT, BOWL, WK, LEAD, then deterministic seat order and team ID. NRR and auction spending are not standings fields or tiebreaks.</w:t>
       </w:r>
     </w:p>
     <w:p>
@@ -2263,7 +2263,7 @@
         <w:pStyle w:val="ListBullet" />
       </w:pPr>
       <w:r>
-        <w:t>Define an explicit deterministic fallback for a mathematically exact points + strength tie before release.</w:t>
+        <w:t>Use deterministic seat order and team ID as the final exact-tie fallback.</w:t>
       </w:r>
     </w:p>
     <w:p>
@@ -4344,7 +4344,7 @@
           <w:tcPr>
             <w:tcW w:type="dxa" w:w="3389" />
           </w:tcPr>
-          <w:p><w:r><w:t>DONE. Pure seeded five-over delivery resolver consumes only each completed automatic Best Six. Direct BAT-vs-BOWL scoring, modest WK, bounded LEAD/pressure and form variance, early chase stops, five-wicket endings, deterministic tiebreaks, compact public totals/margins, broad statistical tests, and a post-auction exhibition tester are implemented. League play remains M12.</w:t></w:r></w:p>
+          <w:p><w:r><w:t>DONE. Pure seeded five-over delivery resolver consumes only each completed automatic Best Six. Direct BAT-vs-BOWL scoring, modest WK, bounded LEAD/pressure and form variance, early chase stops, five-wicket endings, deterministic tiebreaks, compact public totals/margins, and broad statistical tests are implemented. M12 now orchestrates this unchanged simulator for league play and the final.</w:t></w:r></w:p>
         </w:tc>
       </w:tr>
       <w:tr>
@@ -4374,7 +4374,7 @@
           </w:tcPr>
           <w:p>
             <w:r>
-              <w:t>Six league matches, standings, final and champion.</w:t>
+              <w:t>DONE. tournamentEngine.ts generates six unique seat-ordered fixtures, invokes M11 with distinct domain-separated seeds, awards 2/0 points, applies the locked strength tiebreak ladder, qualifies the top two for exactly one final, and exposes champion/runner-up. The store runs it automatically at auction completion; the UI renders league totals, standings, final, champion and PLAY AGAIN.</w:t>
             </w:r>
           </w:p>
         </w:tc>
